--- a/macau_trip/澳门家庭旅行攻略_交通天气版.docx
+++ b/macau_trip/澳门家庭旅行攻略_交通天气版.docx
@@ -8,12 +8,12 @@
       </w:pPr>
       <w:r>
         <w:rPr>
-          <w:rFonts w:ascii="微软雅黑" w:hAnsi="微软雅黑"/>
+          <w:rFonts w:ascii="微软雅黑" w:hAnsi="微软雅黑" w:eastAsia="微软雅黑" w:cs="微软雅黑"/>
           <w:b/>
           <w:color w:val="10B981"/>
           <w:sz w:val="44"/>
         </w:rPr>
-        <w:t>🇲🇴 澳门家庭旅行攻略</w:t>
+        <w:t>澳门家庭旅行攻略</w:t>
       </w:r>
     </w:p>
     <w:p>
@@ -22,11 +22,12 @@
       </w:pPr>
       <w:r>
         <w:rPr>
-          <w:rFonts w:ascii="微软雅黑" w:hAnsi="微软雅黑"/>
+          <w:rFonts w:ascii="微软雅黑" w:hAnsi="微软雅黑" w:eastAsia="微软雅黑" w:cs="微软雅黑"/>
+          <w:b w:val="0"/>
           <w:color w:val="666666"/>
           <w:sz w:val="24"/>
         </w:rPr>
-        <w:t>6人家庭 · 2天1夜 · 8月24-25日 · 威尼斯人出发</w:t>
+        <w:t>6人家庭 | 2天1夜 | 8月24-25日 | 威尼斯人出发</w:t>
       </w:r>
     </w:p>
     <w:p>
@@ -35,7 +36,8 @@
       </w:pPr>
       <w:r>
         <w:rPr>
-          <w:rFonts w:ascii="微软雅黑" w:hAnsi="微软雅黑"/>
+          <w:rFonts w:ascii="微软雅黑" w:hAnsi="微软雅黑" w:eastAsia="微软雅黑" w:cs="微软雅黑"/>
+          <w:b w:val="0"/>
           <w:color w:val="666666"/>
           <w:sz w:val="24"/>
         </w:rPr>
@@ -49,12 +51,12 @@
       </w:pPr>
       <w:r>
         <w:rPr>
-          <w:rFonts w:ascii="微软雅黑" w:hAnsi="微软雅黑"/>
+          <w:rFonts w:ascii="微软雅黑" w:hAnsi="微软雅黑" w:eastAsia="微软雅黑" w:cs="微软雅黑"/>
           <w:b/>
           <w:color w:val="10B981"/>
           <w:sz w:val="32"/>
         </w:rPr>
-        <w:t>🌤️ 天气预报 &amp; 穿衣建议</w:t>
+        <w:t>天气预报与穿衣建议</w:t>
       </w:r>
     </w:p>
     <w:p>
@@ -63,12 +65,12 @@
       </w:pPr>
       <w:r>
         <w:rPr>
-          <w:rFonts w:ascii="微软雅黑" w:hAnsi="微软雅黑"/>
+          <w:rFonts w:ascii="微软雅黑" w:hAnsi="微软雅黑" w:eastAsia="微软雅黑" w:cs="微软雅黑"/>
           <w:b/>
           <w:color w:val="333333"/>
           <w:sz w:val="26"/>
         </w:rPr>
-        <w:t>8月24日（周一）· Day 1 · 澳门半岛</w:t>
+        <w:t>8月24日(周一) Day 1 澳门半岛</w:t>
       </w:r>
     </w:p>
     <w:p>
@@ -77,12 +79,12 @@
       </w:pPr>
       <w:r>
         <w:rPr>
-          <w:rFonts w:ascii="微软雅黑" w:hAnsi="微软雅黑"/>
+          <w:rFonts w:ascii="微软雅黑" w:hAnsi="微软雅黑" w:eastAsia="微软雅黑" w:cs="微软雅黑"/>
           <w:b w:val="0"/>
           <w:color w:val="333333"/>
           <w:sz w:val="22"/>
         </w:rPr>
-        <w:t>🌡️ 气温：27°C ~ 29°C（体感 33°C）</w:t>
+        <w:t>气温: 27~29度 (体感33度)</w:t>
       </w:r>
     </w:p>
     <w:p>
@@ -91,12 +93,12 @@
       </w:pPr>
       <w:r>
         <w:rPr>
-          <w:rFonts w:ascii="微软雅黑" w:hAnsi="微软雅黑"/>
+          <w:rFonts w:ascii="微软雅黑" w:hAnsi="微软雅黑" w:eastAsia="微软雅黑" w:cs="微软雅黑"/>
           <w:b w:val="0"/>
           <w:color w:val="333333"/>
           <w:sz w:val="22"/>
         </w:rPr>
-        <w:t>💧 湿度：85%（闷热）</w:t>
+        <w:t>湿度: 85% (闷热)</w:t>
       </w:r>
     </w:p>
     <w:p>
@@ -105,12 +107,12 @@
       </w:pPr>
       <w:r>
         <w:rPr>
-          <w:rFonts w:ascii="微软雅黑" w:hAnsi="微软雅黑"/>
+          <w:rFonts w:ascii="微软雅黑" w:hAnsi="微软雅黑" w:eastAsia="微软雅黑" w:cs="微软雅黑"/>
           <w:b w:val="0"/>
           <w:color w:val="333333"/>
           <w:sz w:val="22"/>
         </w:rPr>
-        <w:t>🌧️ 降雨概率：72%（有阵雨）⚡ 雷暴概率：42%</w:t>
+        <w:t>降雨概率: 72% (有阵雨)  雷暴概率: 42%</w:t>
       </w:r>
     </w:p>
     <w:p>
@@ -119,12 +121,12 @@
       </w:pPr>
       <w:r>
         <w:rPr>
-          <w:rFonts w:ascii="微软雅黑" w:hAnsi="微软雅黑"/>
+          <w:rFonts w:ascii="微软雅黑" w:hAnsi="微软雅黑" w:eastAsia="微软雅黑" w:cs="微软雅黑"/>
           <w:b w:val="0"/>
           <w:color w:val="333333"/>
           <w:sz w:val="22"/>
         </w:rPr>
-        <w:t>☀️ 紫外线指数：12（极强⚠️）</w:t>
+        <w:t>紫外线指数: 12 (极强)</w:t>
       </w:r>
     </w:p>
     <w:p>
@@ -133,12 +135,12 @@
       </w:pPr>
       <w:r>
         <w:rPr>
-          <w:rFonts w:ascii="微软雅黑" w:hAnsi="微软雅黑"/>
+          <w:rFonts w:ascii="微软雅黑" w:hAnsi="微软雅黑" w:eastAsia="微软雅黑" w:cs="微软雅黑"/>
           <w:b w:val="0"/>
           <w:color w:val="333333"/>
           <w:sz w:val="22"/>
         </w:rPr>
-        <w:t>🌬️ 风速：4km/h 南偏西（微风）</w:t>
+        <w:t>风速: 4km/h 南偏西 (微风)</w:t>
       </w:r>
     </w:p>
     <w:p>
@@ -147,12 +149,12 @@
       </w:pPr>
       <w:r>
         <w:rPr>
-          <w:rFonts w:ascii="微软雅黑" w:hAnsi="微软雅黑"/>
+          <w:rFonts w:ascii="微软雅黑" w:hAnsi="微软雅黑" w:eastAsia="微软雅黑" w:cs="微软雅黑"/>
           <w:b w:val="0"/>
           <w:color w:val="333333"/>
           <w:sz w:val="22"/>
         </w:rPr>
-        <w:t>🌅 日出 06:06 / 日落 18:51</w:t>
+        <w:t>日出 06:06 / 日落 18:51</w:t>
       </w:r>
     </w:p>
     <w:p>
@@ -166,12 +168,12 @@
       </w:pPr>
       <w:r>
         <w:rPr>
-          <w:rFonts w:ascii="微软雅黑" w:hAnsi="微软雅黑"/>
+          <w:rFonts w:ascii="微软雅黑" w:hAnsi="微软雅黑" w:eastAsia="微软雅黑" w:cs="微软雅黑"/>
           <w:b/>
           <w:color w:val="E17055"/>
           <w:sz w:val="26"/>
         </w:rPr>
-        <w:t>穿衣 &amp; 装备建议</w:t>
+        <w:t>穿衣与装备建议</w:t>
       </w:r>
     </w:p>
     <w:p>
@@ -180,12 +182,12 @@
       </w:pPr>
       <w:r>
         <w:rPr>
-          <w:rFonts w:ascii="微软雅黑" w:hAnsi="微软雅黑"/>
+          <w:rFonts w:ascii="微软雅黑" w:hAnsi="微软雅黑" w:eastAsia="微软雅黑" w:cs="微软雅黑"/>
           <w:b w:val="0"/>
           <w:color w:val="333333"/>
           <w:sz w:val="22"/>
         </w:rPr>
-        <w:t>👕 穿着：短袖T恤 + 薄短裤/薄裙，透气速干面料优先</w:t>
+        <w:t>穿着: 短袖T恤 + 薄短裤/薄裙, 透气速干面料优先</w:t>
       </w:r>
     </w:p>
     <w:p>
@@ -194,12 +196,12 @@
       </w:pPr>
       <w:r>
         <w:rPr>
-          <w:rFonts w:ascii="微软雅黑" w:hAnsi="微软雅黑"/>
+          <w:rFonts w:ascii="微软雅黑" w:hAnsi="微软雅黑" w:eastAsia="微软雅黑" w:cs="微软雅黑"/>
           <w:b w:val="0"/>
           <w:color w:val="333333"/>
           <w:sz w:val="22"/>
         </w:rPr>
-        <w:t>👟 鞋子：防水运动鞋或凉鞋（地面湿滑注意防滑）</w:t>
+        <w:t>鞋子: 防水运动鞋或凉鞋 (地面湿滑注意防滑)</w:t>
       </w:r>
     </w:p>
     <w:p>
@@ -208,12 +210,12 @@
       </w:pPr>
       <w:r>
         <w:rPr>
-          <w:rFonts w:ascii="微软雅黑" w:hAnsi="微软雅黑"/>
+          <w:rFonts w:ascii="微软雅黑" w:hAnsi="微软雅黑" w:eastAsia="微软雅黑" w:cs="微软雅黑"/>
           <w:b w:val="0"/>
           <w:color w:val="333333"/>
           <w:sz w:val="22"/>
         </w:rPr>
-        <w:t>☂️ 必带：折叠雨伞/雨衣（阵雨概率高，随时可能下）</w:t>
+        <w:t>必带: 折叠雨伞/雨衣 (阵雨概率高, 随时可能下)</w:t>
       </w:r>
     </w:p>
     <w:p>
@@ -222,12 +224,12 @@
       </w:pPr>
       <w:r>
         <w:rPr>
-          <w:rFonts w:ascii="微软雅黑" w:hAnsi="微软雅黑"/>
+          <w:rFonts w:ascii="微软雅黑" w:hAnsi="微软雅黑" w:eastAsia="微软雅黑" w:cs="微软雅黑"/>
           <w:b w:val="0"/>
           <w:color w:val="333333"/>
           <w:sz w:val="22"/>
         </w:rPr>
-        <w:t>🧴 防晒：SPF50+ 防晒霜 + 墨镜 + 帽子（紫外线极强）</w:t>
+        <w:t>防晒: SPF50+ 防晒霜 + 墨镜 + 帽子 (紫外线极强)</w:t>
       </w:r>
     </w:p>
     <w:p>
@@ -236,12 +238,12 @@
       </w:pPr>
       <w:r>
         <w:rPr>
-          <w:rFonts w:ascii="微软雅黑" w:hAnsi="微软雅黑"/>
+          <w:rFonts w:ascii="微软雅黑" w:hAnsi="微软雅黑" w:eastAsia="微软雅黑" w:cs="微软雅黑"/>
           <w:b w:val="0"/>
           <w:color w:val="333333"/>
           <w:sz w:val="22"/>
         </w:rPr>
-        <w:t>💧 补水：每人至少带1L水，高温高湿易脱水</w:t>
+        <w:t>补水: 每人至少带1L水, 高温高湿易脱水</w:t>
       </w:r>
     </w:p>
     <w:p>
@@ -250,12 +252,12 @@
       </w:pPr>
       <w:r>
         <w:rPr>
-          <w:rFonts w:ascii="微软雅黑" w:hAnsi="微软雅黑"/>
+          <w:rFonts w:ascii="微软雅黑" w:hAnsi="微软雅黑" w:eastAsia="微软雅黑" w:cs="微软雅黑"/>
           <w:b w:val="0"/>
           <w:color w:val="333333"/>
           <w:sz w:val="22"/>
         </w:rPr>
-        <w:t>🎒 随身：小毛巾擦汗、湿纸巾、充电宝</w:t>
+        <w:t>随身: 小毛巾擦汗、湿纸巾、充电宝</w:t>
       </w:r>
     </w:p>
     <w:p>
@@ -264,12 +266,12 @@
       </w:pPr>
       <w:r>
         <w:rPr>
-          <w:rFonts w:ascii="微软雅黑" w:hAnsi="微软雅黑"/>
+          <w:rFonts w:ascii="微软雅黑" w:hAnsi="微软雅黑" w:eastAsia="微软雅黑" w:cs="微软雅黑"/>
           <w:b w:val="0"/>
           <w:color w:val="333333"/>
           <w:sz w:val="22"/>
         </w:rPr>
-        <w:t>⚠️ 特别提醒：雷暴概率42%，户外活动注意避雷，远离大树和空旷地</w:t>
+        <w:t>特别提醒: 雷暴概率42%, 户外活动注意避雷, 远离大树和空旷地</w:t>
       </w:r>
     </w:p>
     <w:p>
@@ -283,12 +285,12 @@
       </w:pPr>
       <w:r>
         <w:rPr>
-          <w:rFonts w:ascii="微软雅黑" w:hAnsi="微软雅黑"/>
+          <w:rFonts w:ascii="微软雅黑" w:hAnsi="微软雅黑" w:eastAsia="微软雅黑" w:cs="微软雅黑"/>
           <w:b/>
           <w:color w:val="333333"/>
           <w:sz w:val="26"/>
         </w:rPr>
-        <w:t>8月25日（周二）· Day 2 · 氹仔 + 路氹</w:t>
+        <w:t>8月25日(周二) Day 2 氹仔+路氹</w:t>
       </w:r>
     </w:p>
     <w:p>
@@ -297,12 +299,12 @@
       </w:pPr>
       <w:r>
         <w:rPr>
-          <w:rFonts w:ascii="微软雅黑" w:hAnsi="微软雅黑"/>
+          <w:rFonts w:ascii="微软雅黑" w:hAnsi="微软雅黑" w:eastAsia="微软雅黑" w:cs="微软雅黑"/>
           <w:b w:val="0"/>
           <w:color w:val="333333"/>
           <w:sz w:val="22"/>
         </w:rPr>
-        <w:t>🌡️ 气温：27°C ~ 30°C</w:t>
+        <w:t>气温: 27~30度</w:t>
       </w:r>
     </w:p>
     <w:p>
@@ -311,12 +313,12 @@
       </w:pPr>
       <w:r>
         <w:rPr>
-          <w:rFonts w:ascii="微软雅黑" w:hAnsi="微软雅黑"/>
+          <w:rFonts w:ascii="微软雅黑" w:hAnsi="微软雅黑" w:eastAsia="微软雅黑" w:cs="微软雅黑"/>
           <w:b w:val="0"/>
           <w:color w:val="333333"/>
           <w:sz w:val="22"/>
         </w:rPr>
-        <w:t>💧 湿度：82%（闷热）</w:t>
+        <w:t>湿度: 82% (闷热)</w:t>
       </w:r>
     </w:p>
     <w:p>
@@ -325,12 +327,12 @@
       </w:pPr>
       <w:r>
         <w:rPr>
-          <w:rFonts w:ascii="微软雅黑" w:hAnsi="微软雅黑"/>
+          <w:rFonts w:ascii="微软雅黑" w:hAnsi="微软雅黑" w:eastAsia="微软雅黑" w:cs="微软雅黑"/>
           <w:b w:val="0"/>
           <w:color w:val="333333"/>
           <w:sz w:val="22"/>
         </w:rPr>
-        <w:t>🌧️ 降雨概率：24%（多云为主）⚡ 雷暴概率：0%</w:t>
+        <w:t>降雨概率: 24% (多云为主)  雷暴概率: 0%</w:t>
       </w:r>
     </w:p>
     <w:p>
@@ -339,12 +341,12 @@
       </w:pPr>
       <w:r>
         <w:rPr>
-          <w:rFonts w:ascii="微软雅黑" w:hAnsi="微软雅黑"/>
+          <w:rFonts w:ascii="微软雅黑" w:hAnsi="微软雅黑" w:eastAsia="微软雅黑" w:cs="微软雅黑"/>
           <w:b w:val="0"/>
           <w:color w:val="333333"/>
           <w:sz w:val="22"/>
         </w:rPr>
-        <w:t>☀️ 紫外线指数：2（中等）</w:t>
+        <w:t>紫外线指数: 2 (中等)</w:t>
       </w:r>
     </w:p>
     <w:p>
@@ -353,12 +355,12 @@
       </w:pPr>
       <w:r>
         <w:rPr>
-          <w:rFonts w:ascii="微软雅黑" w:hAnsi="微软雅黑"/>
+          <w:rFonts w:ascii="微软雅黑" w:hAnsi="微软雅黑" w:eastAsia="微软雅黑" w:cs="微软雅黑"/>
           <w:b w:val="0"/>
           <w:color w:val="333333"/>
           <w:sz w:val="22"/>
         </w:rPr>
-        <w:t>🌬️ 风速：5km/h 东风（微风）</w:t>
+        <w:t>风速: 5km/h 东风 (微风)</w:t>
       </w:r>
     </w:p>
     <w:p>
@@ -372,12 +374,12 @@
       </w:pPr>
       <w:r>
         <w:rPr>
-          <w:rFonts w:ascii="微软雅黑" w:hAnsi="微软雅黑"/>
+          <w:rFonts w:ascii="微软雅黑" w:hAnsi="微软雅黑" w:eastAsia="微软雅黑" w:cs="微软雅黑"/>
           <w:b/>
           <w:color w:val="E17055"/>
           <w:sz w:val="26"/>
         </w:rPr>
-        <w:t>穿衣 &amp; 装备建议</w:t>
+        <w:t>穿衣与装备建议</w:t>
       </w:r>
     </w:p>
     <w:p>
@@ -386,12 +388,12 @@
       </w:pPr>
       <w:r>
         <w:rPr>
-          <w:rFonts w:ascii="微软雅黑" w:hAnsi="微软雅黑"/>
+          <w:rFonts w:ascii="微软雅黑" w:hAnsi="微软雅黑" w:eastAsia="微软雅黑" w:cs="微软雅黑"/>
           <w:b w:val="0"/>
           <w:color w:val="333333"/>
           <w:sz w:val="22"/>
         </w:rPr>
-        <w:t>👕 穿着：与Day1相同，短袖+薄裤/裙</w:t>
+        <w:t>穿着: 与Day1相同, 短袖+薄裤/裙</w:t>
       </w:r>
     </w:p>
     <w:p>
@@ -400,12 +402,12 @@
       </w:pPr>
       <w:r>
         <w:rPr>
-          <w:rFonts w:ascii="微软雅黑" w:hAnsi="微软雅黑"/>
+          <w:rFonts w:ascii="微软雅黑" w:hAnsi="微软雅黑" w:eastAsia="微软雅黑" w:cs="微软雅黑"/>
           <w:b w:val="0"/>
           <w:color w:val="333333"/>
           <w:sz w:val="22"/>
         </w:rPr>
-        <w:t>☂️ 雨具：概率较低但仍建议带伞（以防万一）</w:t>
+        <w:t>雨具: 概率较低但仍建议带伞 (以防万一)</w:t>
       </w:r>
     </w:p>
     <w:p>
@@ -414,12 +416,12 @@
       </w:pPr>
       <w:r>
         <w:rPr>
-          <w:rFonts w:ascii="微软雅黑" w:hAnsi="微软雅黑"/>
+          <w:rFonts w:ascii="微软雅黑" w:hAnsi="微软雅黑" w:eastAsia="微软雅黑" w:cs="微软雅黑"/>
           <w:b w:val="0"/>
           <w:color w:val="333333"/>
           <w:sz w:val="22"/>
         </w:rPr>
-        <w:t>🧴 防晒：UV指数2，但仍需基础防晒</w:t>
+        <w:t>防晒: UV指数2, 但仍需基础防晒</w:t>
       </w:r>
     </w:p>
     <w:p>
@@ -428,12 +430,12 @@
       </w:pPr>
       <w:r>
         <w:rPr>
-          <w:rFonts w:ascii="微软雅黑" w:hAnsi="微软雅黑"/>
+          <w:rFonts w:ascii="微软雅黑" w:hAnsi="微软雅黑" w:eastAsia="微软雅黑" w:cs="微软雅黑"/>
           <w:b w:val="0"/>
           <w:color w:val="333333"/>
           <w:sz w:val="22"/>
         </w:rPr>
-        <w:t>💡 Day2以室内度假村为主，商场内冷气足，建议带薄外套/披肩</w:t>
+        <w:t>Day2以室内度假村为主, 商场内冷气足, 建议带薄外套/披肩</w:t>
       </w:r>
     </w:p>
     <w:p>
@@ -447,12 +449,12 @@
       </w:pPr>
       <w:r>
         <w:rPr>
-          <w:rFonts w:ascii="微软雅黑" w:hAnsi="微软雅黑"/>
+          <w:rFonts w:ascii="微软雅黑" w:hAnsi="微软雅黑" w:eastAsia="微软雅黑" w:cs="微软雅黑"/>
           <w:b/>
           <w:color w:val="10B981"/>
           <w:sz w:val="32"/>
         </w:rPr>
-        <w:t>🗓️ Day 1 · 8月24日 · 澳门半岛 南→北</w:t>
+        <w:t>Day 1 | 8月24日 | 澳门半岛 南→北</w:t>
       </w:r>
     </w:p>
     <w:p>
@@ -461,12 +463,12 @@
       </w:pPr>
       <w:r>
         <w:rPr>
-          <w:rFonts w:ascii="微软雅黑" w:hAnsi="微软雅黑"/>
+          <w:rFonts w:ascii="微软雅黑" w:hAnsi="微软雅黑" w:eastAsia="微软雅黑" w:cs="微软雅黑"/>
           <w:b w:val="0"/>
           <w:color w:val="333333"/>
           <w:sz w:val="22"/>
         </w:rPr>
-        <w:t>路线：威尼斯人出发 → 妈阁庙 → 旅游塔 → 南湾湖 → 议事亭前地 → 大三巴 → 大炮台 → 返回威尼斯人</w:t>
+        <w:t>路线: 威尼斯人 → 妈阁庙 → 旅游塔 → 南湾湖 → 议事亭前地 → 大三巴 → 大炮台 → 返回</w:t>
       </w:r>
     </w:p>
     <w:p>
@@ -480,12 +482,12 @@
       </w:pPr>
       <w:r>
         <w:rPr>
-          <w:rFonts w:ascii="微软雅黑" w:hAnsi="微软雅黑"/>
+          <w:rFonts w:ascii="微软雅黑" w:hAnsi="微软雅黑" w:eastAsia="微软雅黑" w:cs="微软雅黑"/>
           <w:b/>
           <w:color w:val="10B981"/>
           <w:sz w:val="26"/>
         </w:rPr>
-        <w:t>📍 路线详情 &amp; 通勤指南</w:t>
+        <w:t>路线详情与通勤指南</w:t>
       </w:r>
     </w:p>
     <w:p>
@@ -494,12 +496,12 @@
       </w:pPr>
       <w:r>
         <w:rPr>
-          <w:rFonts w:ascii="微软雅黑" w:hAnsi="微软雅黑"/>
+          <w:rFonts w:ascii="微软雅黑" w:hAnsi="微软雅黑" w:eastAsia="微软雅黑" w:cs="微软雅黑"/>
           <w:b/>
           <w:color w:val="333333"/>
           <w:sz w:val="26"/>
         </w:rPr>
-        <w:t>1. 威尼斯人 ⏰ 09:50 出发</w:t>
+        <w:t>1. 威尼斯人  09:50 出发</w:t>
       </w:r>
     </w:p>
     <w:p>
@@ -508,23 +510,23 @@
       </w:pPr>
       <w:r>
         <w:rPr>
-          <w:rFonts w:ascii="微软雅黑" w:hAnsi="微软雅黑"/>
+          <w:rFonts w:ascii="微软雅黑" w:hAnsi="微软雅黑" w:eastAsia="微软雅黑" w:cs="微软雅黑"/>
           <w:b w:val="0"/>
           <w:color w:val="333333"/>
           <w:sz w:val="22"/>
         </w:rPr>
-        <w:t>澳门最大综合度假村，意大利水乡主题。免费参观大运河购物中心，天花板模拟蓝天白云。</w:t>
+        <w:t>澳门最大综合度假村, 意大利水乡主题。免费参观大运河购物中心, 天花板模拟蓝天白云。</w:t>
       </w:r>
     </w:p>
     <w:p>
       <w:r>
         <w:rPr>
-          <w:rFonts w:ascii="微软雅黑" w:hAnsi="微软雅黑"/>
+          <w:rFonts w:ascii="微软雅黑" w:hAnsi="微软雅黑" w:eastAsia="微软雅黑" w:cs="微软雅黑"/>
           <w:b/>
           <w:color w:val="10B981"/>
           <w:sz w:val="22"/>
         </w:rPr>
-        <w:t>🚶 威尼斯人  →  🚶 妈阁庙</w:t>
+        <w:t>威尼斯人  →  妈阁庙</w:t>
       </w:r>
     </w:p>
     <w:p>
@@ -533,11 +535,12 @@
       </w:pPr>
       <w:r>
         <w:rPr>
-          <w:rFonts w:ascii="微软雅黑" w:hAnsi="微软雅黑"/>
+          <w:rFonts w:ascii="微软雅黑" w:hAnsi="微软雅黑" w:eastAsia="微软雅黑" w:cs="微软雅黑"/>
+          <w:b w:val="0"/>
           <w:color w:val="555555"/>
           <w:sz w:val="20"/>
         </w:rPr>
-        <w:t xml:space="preserve">   8.7km  |  约12分钟  |  🚕 的士（推荐）  |  💡 跨越路氹→澳门半岛，步行太远，打车最方便</w:t>
+        <w:t xml:space="preserve">  8.7km  |  约12分钟车程  |  的士(推荐)  |  跨越路氹→澳门半岛, 步行太远, 打车最方便</w:t>
       </w:r>
     </w:p>
     <w:p>
@@ -546,12 +549,12 @@
       </w:pPr>
       <w:r>
         <w:rPr>
-          <w:rFonts w:ascii="微软雅黑" w:hAnsi="微软雅黑"/>
+          <w:rFonts w:ascii="微软雅黑" w:hAnsi="微软雅黑" w:eastAsia="微软雅黑" w:cs="微软雅黑"/>
           <w:b/>
           <w:color w:val="333333"/>
           <w:sz w:val="26"/>
         </w:rPr>
-        <w:t>2. 妈阁庙 ⏰ 10:20-11:00</w:t>
+        <w:t>2. 妈阁庙  10:20-11:00</w:t>
       </w:r>
     </w:p>
     <w:p>
@@ -560,23 +563,23 @@
       </w:pPr>
       <w:r>
         <w:rPr>
-          <w:rFonts w:ascii="微软雅黑" w:hAnsi="微软雅黑"/>
+          <w:rFonts w:ascii="微软雅黑" w:hAnsi="微软雅黑" w:eastAsia="微软雅黑" w:cs="微软雅黑"/>
           <w:b w:val="0"/>
           <w:color w:val="333333"/>
           <w:sz w:val="22"/>
         </w:rPr>
-        <w:t>澳门最古老庙宇(1488年)，世界文化遗产。"Macau"一词源于此庙闽南语发音。免费，游览30-40分钟。</w:t>
+        <w:t>澳门最古老庙宇(1488年), 世界文化遗产。Macau一词源于此庙闽南语发音。免费, 游览30-40分钟。</w:t>
       </w:r>
     </w:p>
     <w:p>
       <w:r>
         <w:rPr>
-          <w:rFonts w:ascii="微软雅黑" w:hAnsi="微软雅黑"/>
+          <w:rFonts w:ascii="微软雅黑" w:hAnsi="微软雅黑" w:eastAsia="微软雅黑" w:cs="微软雅黑"/>
           <w:b/>
           <w:color w:val="10B981"/>
           <w:sz w:val="22"/>
         </w:rPr>
-        <w:t>🚶 妈阁庙  →  🚶 澳门旅游塔</w:t>
+        <w:t>妈阁庙  →  澳门旅游塔</w:t>
       </w:r>
     </w:p>
     <w:p>
@@ -585,11 +588,12 @@
       </w:pPr>
       <w:r>
         <w:rPr>
-          <w:rFonts w:ascii="微软雅黑" w:hAnsi="微软雅黑"/>
+          <w:rFonts w:ascii="微软雅黑" w:hAnsi="微软雅黑" w:eastAsia="微软雅黑" w:cs="微软雅黑"/>
+          <w:b w:val="0"/>
           <w:color w:val="555555"/>
           <w:sz w:val="20"/>
         </w:rPr>
-        <w:t xml:space="preserve">   2.5km  |  约5分钟车程/30分钟步行  |  🚕 的士 或 🚌 18路  |  💡 如天气好可步行沿河走，下雨就打车</w:t>
+        <w:t xml:space="preserve">  2.5km  |  约5分钟车程/30分钟步行  |  的士 或 18路公交  |  如天气好可步行沿河走, 下雨就打车</w:t>
       </w:r>
     </w:p>
     <w:p>
@@ -598,12 +602,12 @@
       </w:pPr>
       <w:r>
         <w:rPr>
-          <w:rFonts w:ascii="微软雅黑" w:hAnsi="微软雅黑"/>
+          <w:rFonts w:ascii="微软雅黑" w:hAnsi="微软雅黑" w:eastAsia="微软雅黑" w:cs="微软雅黑"/>
           <w:b/>
           <w:color w:val="333333"/>
           <w:sz w:val="26"/>
         </w:rPr>
-        <w:t>3. 澳门旅游塔 ⏰ 11:30-13:00</w:t>
+        <w:t>3. 澳门旅游塔  11:30-13:00</w:t>
       </w:r>
     </w:p>
     <w:p>
@@ -612,23 +616,23 @@
       </w:pPr>
       <w:r>
         <w:rPr>
-          <w:rFonts w:ascii="微软雅黑" w:hAnsi="微软雅黑"/>
+          <w:rFonts w:ascii="微软雅黑" w:hAnsi="微软雅黑" w:eastAsia="微软雅黑" w:cs="微软雅黑"/>
           <w:b w:val="0"/>
           <w:color w:val="333333"/>
           <w:sz w:val="22"/>
         </w:rPr>
-        <w:t>高338米地标建筑。61楼观光层360°全景。门票MOP$165。有蹦极/空中漫步。适合避雨。</w:t>
+        <w:t>高338米地标建筑。61楼观光层360度全景。门票MOP$165。有蹦极/空中漫步。适合避雨。</w:t>
       </w:r>
     </w:p>
     <w:p>
       <w:r>
         <w:rPr>
-          <w:rFonts w:ascii="微软雅黑" w:hAnsi="微软雅黑"/>
+          <w:rFonts w:ascii="微软雅黑" w:hAnsi="微软雅黑" w:eastAsia="微软雅黑" w:cs="微软雅黑"/>
           <w:b/>
           <w:color w:val="10B981"/>
           <w:sz w:val="22"/>
         </w:rPr>
-        <w:t>🚶 澳门旅游塔  →  🚶 南湾湖</w:t>
+        <w:t>澳门旅游塔  →  南湾湖</w:t>
       </w:r>
     </w:p>
     <w:p>
@@ -637,11 +641,12 @@
       </w:pPr>
       <w:r>
         <w:rPr>
-          <w:rFonts w:ascii="微软雅黑" w:hAnsi="微软雅黑"/>
+          <w:rFonts w:ascii="微软雅黑" w:hAnsi="微软雅黑" w:eastAsia="微软雅黑" w:cs="微软雅黑"/>
+          <w:b w:val="0"/>
           <w:color w:val="555555"/>
           <w:sz w:val="20"/>
         </w:rPr>
-        <w:t xml:space="preserve">   4.3km  |  约5分钟车程  |  🚕 的士  |  💡 旅游塔门口有的士站，上车即到</w:t>
+        <w:t xml:space="preserve">  4.3km  |  约5分钟车程  |  的士  |  旅游塔门口有的士站, 上车即到</w:t>
       </w:r>
     </w:p>
     <w:p>
@@ -650,12 +655,12 @@
       </w:pPr>
       <w:r>
         <w:rPr>
-          <w:rFonts w:ascii="微软雅黑" w:hAnsi="微软雅黑"/>
+          <w:rFonts w:ascii="微软雅黑" w:hAnsi="微软雅黑" w:eastAsia="微软雅黑" w:cs="微软雅黑"/>
           <w:b/>
           <w:color w:val="333333"/>
           <w:sz w:val="26"/>
         </w:rPr>
-        <w:t>4. 南湾湖 ⏰ 14:15-14:45</w:t>
+        <w:t>4. 南湾湖  14:15-14:45</w:t>
       </w:r>
     </w:p>
     <w:p>
@@ -664,23 +669,23 @@
       </w:pPr>
       <w:r>
         <w:rPr>
-          <w:rFonts w:ascii="微软雅黑" w:hAnsi="微软雅黑"/>
+          <w:rFonts w:ascii="微软雅黑" w:hAnsi="微软雅黑" w:eastAsia="微软雅黑" w:cs="微软雅黑"/>
           <w:b w:val="0"/>
           <w:color w:val="333333"/>
           <w:sz w:val="22"/>
         </w:rPr>
-        <w:t>澳门最大人工湖，免费。湖畔有立法会大楼等地标，白天湖景倒影，夜晚音乐喷泉。</w:t>
+        <w:t>澳门最大人工湖, 免费。湖畔有立法会大楼等地标, 白天湖景倒影, 夜晚音乐喷泉。</w:t>
       </w:r>
     </w:p>
     <w:p>
       <w:r>
         <w:rPr>
-          <w:rFonts w:ascii="微软雅黑" w:hAnsi="微软雅黑"/>
+          <w:rFonts w:ascii="微软雅黑" w:hAnsi="微软雅黑" w:eastAsia="微软雅黑" w:cs="微软雅黑"/>
           <w:b/>
           <w:color w:val="10B981"/>
           <w:sz w:val="22"/>
         </w:rPr>
-        <w:t>🚶 南湾湖  →  🚶 议事亭前地</w:t>
+        <w:t>南湾湖  →  议事亭前地</w:t>
       </w:r>
     </w:p>
     <w:p>
@@ -689,11 +694,12 @@
       </w:pPr>
       <w:r>
         <w:rPr>
-          <w:rFonts w:ascii="微软雅黑" w:hAnsi="微软雅黑"/>
+          <w:rFonts w:ascii="微软雅黑" w:hAnsi="微软雅黑" w:eastAsia="微软雅黑" w:cs="微软雅黑"/>
+          <w:b w:val="0"/>
           <w:color w:val="555555"/>
           <w:sz w:val="20"/>
         </w:rPr>
-        <w:t xml:space="preserve">   1.3km  |  约15分钟步行  |  🚶 步行（推荐）  |  💡 沿湖边走到议事亭，路上风景好</w:t>
+        <w:t xml:space="preserve">  1.3km  |  约15分钟步行  |  步行(推荐)  |  沿湖边走到议事亭, 路上风景好</w:t>
       </w:r>
     </w:p>
     <w:p>
@@ -702,12 +708,12 @@
       </w:pPr>
       <w:r>
         <w:rPr>
-          <w:rFonts w:ascii="微软雅黑" w:hAnsi="微软雅黑"/>
+          <w:rFonts w:ascii="微软雅黑" w:hAnsi="微软雅黑" w:eastAsia="微软雅黑" w:cs="微软雅黑"/>
           <w:b/>
           <w:color w:val="333333"/>
           <w:sz w:val="26"/>
         </w:rPr>
-        <w:t>5. 议事亭前地 ⏰ 15:00-15:40</w:t>
+        <w:t>5. 议事亭前地  15:00-15:40</w:t>
       </w:r>
     </w:p>
     <w:p>
@@ -716,23 +722,23 @@
       </w:pPr>
       <w:r>
         <w:rPr>
-          <w:rFonts w:ascii="微软雅黑" w:hAnsi="微软雅黑"/>
+          <w:rFonts w:ascii="微软雅黑" w:hAnsi="微软雅黑" w:eastAsia="微软雅黑" w:cs="微软雅黑"/>
           <w:b w:val="0"/>
           <w:color w:val="333333"/>
           <w:sz w:val="22"/>
         </w:rPr>
-        <w:t>澳门中心广场，葡式碎石路面+殖民建筑。世界文化遗产核心区。周边手信店/甜品店密集。</w:t>
+        <w:t>澳门中心广场, 葡式碎石路面+殖民建筑。世界文化遗产核心区。周边手信店/甜品店密集。</w:t>
       </w:r>
     </w:p>
     <w:p>
       <w:r>
         <w:rPr>
-          <w:rFonts w:ascii="微软雅黑" w:hAnsi="微软雅黑"/>
+          <w:rFonts w:ascii="微软雅黑" w:hAnsi="微软雅黑" w:eastAsia="微软雅黑" w:cs="微软雅黑"/>
           <w:b/>
           <w:color w:val="10B981"/>
           <w:sz w:val="22"/>
         </w:rPr>
-        <w:t>🚶 议事亭前地  →  🚶 玫瑰圣母堂</w:t>
+        <w:t>议事亭前地  →  玫瑰圣母堂</w:t>
       </w:r>
     </w:p>
     <w:p>
@@ -741,11 +747,12 @@
       </w:pPr>
       <w:r>
         <w:rPr>
-          <w:rFonts w:ascii="微软雅黑" w:hAnsi="微软雅黑"/>
+          <w:rFonts w:ascii="微软雅黑" w:hAnsi="微软雅黑" w:eastAsia="微软雅黑" w:cs="微软雅黑"/>
+          <w:b w:val="0"/>
           <w:color w:val="555555"/>
           <w:sz w:val="20"/>
         </w:rPr>
-        <w:t xml:space="preserve">   0.3km  |  约3分钟步行  |  🚶 步行  |  💡 就在旁边，穿过碎石广场即到</w:t>
+        <w:t xml:space="preserve">  0.3km  |  约3分钟步行  |  步行  |  就在旁边, 穿过碎石广场即到</w:t>
       </w:r>
     </w:p>
     <w:p>
@@ -754,12 +761,12 @@
       </w:pPr>
       <w:r>
         <w:rPr>
-          <w:rFonts w:ascii="微软雅黑" w:hAnsi="微软雅黑"/>
+          <w:rFonts w:ascii="微软雅黑" w:hAnsi="微软雅黑" w:eastAsia="微软雅黑" w:cs="微软雅黑"/>
           <w:b/>
           <w:color w:val="333333"/>
           <w:sz w:val="26"/>
         </w:rPr>
-        <w:t>6. 玫瑰圣母堂 ⏰ 15:40-16:00</w:t>
+        <w:t>6. 玫瑰圣母堂  15:40-16:00</w:t>
       </w:r>
     </w:p>
     <w:p>
@@ -768,23 +775,23 @@
       </w:pPr>
       <w:r>
         <w:rPr>
-          <w:rFonts w:ascii="微软雅黑" w:hAnsi="微软雅黑"/>
+          <w:rFonts w:ascii="微软雅黑" w:hAnsi="微软雅黑" w:eastAsia="微软雅黑" w:cs="微软雅黑"/>
           <w:b w:val="0"/>
           <w:color w:val="333333"/>
           <w:sz w:val="22"/>
         </w:rPr>
-        <w:t>1587年巴洛克教堂，淡黄色外墙。免费参观，15-20分钟即可。</w:t>
+        <w:t>1587年巴洛克教堂, 淡黄色外墙。免费参观, 15-20分钟即可。</w:t>
       </w:r>
     </w:p>
     <w:p>
       <w:r>
         <w:rPr>
-          <w:rFonts w:ascii="微软雅黑" w:hAnsi="微软雅黑"/>
+          <w:rFonts w:ascii="微软雅黑" w:hAnsi="微软雅黑" w:eastAsia="微软雅黑" w:cs="微软雅黑"/>
           <w:b/>
           <w:color w:val="10B981"/>
           <w:sz w:val="22"/>
         </w:rPr>
-        <w:t>🚶 玫瑰圣母堂  →  🚶 大三巴牌坊</w:t>
+        <w:t>玫瑰圣母堂  →  大三巴牌坊</w:t>
       </w:r>
     </w:p>
     <w:p>
@@ -793,11 +800,12 @@
       </w:pPr>
       <w:r>
         <w:rPr>
-          <w:rFonts w:ascii="微软雅黑" w:hAnsi="微软雅黑"/>
+          <w:rFonts w:ascii="微软雅黑" w:hAnsi="微软雅黑" w:eastAsia="微软雅黑" w:cs="微软雅黑"/>
+          <w:b w:val="0"/>
           <w:color w:val="555555"/>
           <w:sz w:val="20"/>
         </w:rPr>
-        <w:t xml:space="preserve">   0.4km  |  约5分钟步行  |  🚶 步行  |  💡 沿大三巴街直走，一路都是手信店</w:t>
+        <w:t xml:space="preserve">  0.4km  |  约5分钟步行  |  步行  |  沿大三巴街直走, 一路都是手信店</w:t>
       </w:r>
     </w:p>
     <w:p>
@@ -806,12 +814,12 @@
       </w:pPr>
       <w:r>
         <w:rPr>
-          <w:rFonts w:ascii="微软雅黑" w:hAnsi="微软雅黑"/>
+          <w:rFonts w:ascii="微软雅黑" w:hAnsi="微软雅黑" w:eastAsia="微软雅黑" w:cs="微软雅黑"/>
           <w:b/>
           <w:color w:val="333333"/>
           <w:sz w:val="26"/>
         </w:rPr>
-        <w:t>7. 大三巴牌坊 ⏰ 16:20-17:00</w:t>
+        <w:t>7. 大三巴牌坊  16:20-17:00</w:t>
       </w:r>
     </w:p>
     <w:p>
@@ -820,23 +828,23 @@
       </w:pPr>
       <w:r>
         <w:rPr>
-          <w:rFonts w:ascii="微软雅黑" w:hAnsi="微软雅黑"/>
+          <w:rFonts w:ascii="微软雅黑" w:hAnsi="微软雅黑" w:eastAsia="微软雅黑" w:cs="微软雅黑"/>
           <w:b w:val="0"/>
           <w:color w:val="333333"/>
           <w:sz w:val="22"/>
         </w:rPr>
-        <w:t>澳门最著名地标，原圣保禄教堂前壁(1602年)。免费。周边有恋爱巷、哪咤庙、天主教艺术博物馆。</w:t>
+        <w:t>澳门最著名地标, 原圣保禄教堂前壁(1602年)。免费。周边有恋爱巷、哪咤庙、天主教艺术博物馆。</w:t>
       </w:r>
     </w:p>
     <w:p>
       <w:r>
         <w:rPr>
-          <w:rFonts w:ascii="微软雅黑" w:hAnsi="微软雅黑"/>
+          <w:rFonts w:ascii="微软雅黑" w:hAnsi="微软雅黑" w:eastAsia="微软雅黑" w:cs="微软雅黑"/>
           <w:b/>
           <w:color w:val="10B981"/>
           <w:sz w:val="22"/>
         </w:rPr>
-        <w:t>🚶 大三巴牌坊  →  🚶 大炮台</w:t>
+        <w:t>大三巴牌坊  →  大炮台</w:t>
       </w:r>
     </w:p>
     <w:p>
@@ -845,11 +853,12 @@
       </w:pPr>
       <w:r>
         <w:rPr>
-          <w:rFonts w:ascii="微软雅黑" w:hAnsi="微软雅黑"/>
+          <w:rFonts w:ascii="微软雅黑" w:hAnsi="微软雅黑" w:eastAsia="微软雅黑" w:cs="微软雅黑"/>
+          <w:b w:val="0"/>
           <w:color w:val="555555"/>
           <w:sz w:val="20"/>
         </w:rPr>
-        <w:t xml:space="preserve">   0.2km  |  约5分钟步行  |  🚶 步行上山  |  💡 牌坊左侧有石阶上山，坡度适中</w:t>
+        <w:t xml:space="preserve">  0.2km  |  约5分钟步行上山  |  步行  |  牌坊左侧有石阶上山, 坡度适中</w:t>
       </w:r>
     </w:p>
     <w:p>
@@ -858,12 +867,12 @@
       </w:pPr>
       <w:r>
         <w:rPr>
-          <w:rFonts w:ascii="微软雅黑" w:hAnsi="微软雅黑"/>
+          <w:rFonts w:ascii="微软雅黑" w:hAnsi="微软雅黑" w:eastAsia="微软雅黑" w:cs="微软雅黑"/>
           <w:b/>
           <w:color w:val="333333"/>
           <w:sz w:val="26"/>
         </w:rPr>
-        <w:t>8. 大炮台 ⏰ 17:00-17:40</w:t>
+        <w:t>8. 大炮台  17:00-17:40</w:t>
       </w:r>
     </w:p>
     <w:p>
@@ -872,23 +881,23 @@
       </w:pPr>
       <w:r>
         <w:rPr>
-          <w:rFonts w:ascii="微软雅黑" w:hAnsi="微软雅黑"/>
+          <w:rFonts w:ascii="微软雅黑" w:hAnsi="微软雅黑" w:eastAsia="微软雅黑" w:cs="微软雅黑"/>
           <w:b w:val="0"/>
           <w:color w:val="333333"/>
           <w:sz w:val="22"/>
         </w:rPr>
-        <w:t>1617年军事遗址，有澳门博物馆(MOP$15)。顶部俯瞰半岛全景，天气好视野极佳。</w:t>
+        <w:t>1617年军事遗址, 有澳门博物馆(MOP$15)。顶部俯瞰半岛全景, 天气好视野极佳。</w:t>
       </w:r>
     </w:p>
     <w:p>
       <w:r>
         <w:rPr>
-          <w:rFonts w:ascii="微软雅黑" w:hAnsi="微软雅黑"/>
+          <w:rFonts w:ascii="微软雅黑" w:hAnsi="微软雅黑" w:eastAsia="微软雅黑" w:cs="微软雅黑"/>
           <w:b/>
           <w:color w:val="10B981"/>
           <w:sz w:val="22"/>
         </w:rPr>
-        <w:t>🚶 大炮台  →  🚶 威尼斯人（夜游）</w:t>
+        <w:t>大炮台  →  威尼斯人(夜游)</w:t>
       </w:r>
     </w:p>
     <w:p>
@@ -897,11 +906,12 @@
       </w:pPr>
       <w:r>
         <w:rPr>
-          <w:rFonts w:ascii="微软雅黑" w:hAnsi="微软雅黑"/>
+          <w:rFonts w:ascii="微软雅黑" w:hAnsi="微软雅黑" w:eastAsia="微软雅黑" w:cs="微软雅黑"/>
+          <w:b w:val="0"/>
           <w:color w:val="555555"/>
           <w:sz w:val="20"/>
         </w:rPr>
-        <w:t xml:space="preserve">   9.6km  |  约12分钟车程  |  🚕 的士（推荐）  |  💡 回程打车，老人小孩走了一天需要休息</w:t>
+        <w:t xml:space="preserve">  9.6km  |  约12分钟车程  |  的士(推荐)  |  回程打车, 老人小孩走了一天需要休息</w:t>
       </w:r>
     </w:p>
     <w:p>
@@ -910,12 +920,12 @@
       </w:pPr>
       <w:r>
         <w:rPr>
-          <w:rFonts w:ascii="微软雅黑" w:hAnsi="微软雅黑"/>
+          <w:rFonts w:ascii="微软雅黑" w:hAnsi="微软雅黑" w:eastAsia="微软雅黑" w:cs="微软雅黑"/>
           <w:b/>
           <w:color w:val="333333"/>
           <w:sz w:val="26"/>
         </w:rPr>
-        <w:t>9. 威尼斯人·夜游 ⏰ 20:30-22:00</w:t>
+        <w:t>9. 威尼斯人夜游  20:30-22:00</w:t>
       </w:r>
     </w:p>
     <w:p>
@@ -924,12 +934,12 @@
       </w:pPr>
       <w:r>
         <w:rPr>
-          <w:rFonts w:ascii="微软雅黑" w:hAnsi="微软雅黑"/>
+          <w:rFonts w:ascii="微软雅黑" w:hAnsi="微软雅黑" w:eastAsia="微软雅黑" w:cs="微软雅黑"/>
           <w:b w:val="0"/>
           <w:color w:val="333333"/>
           <w:sz w:val="22"/>
         </w:rPr>
-        <w:t>运河购物中心夜间灯光柔和，外部建筑群灯光倒映水面。巴黎人+伦敦人夜景也值得看。</w:t>
+        <w:t>运河购物中心夜间灯光柔和, 外部建筑群灯光倒映水面。巴黎人+伦敦人夜景也值得看。</w:t>
       </w:r>
     </w:p>
     <w:p>
@@ -943,12 +953,12 @@
       </w:pPr>
       <w:r>
         <w:rPr>
-          <w:rFonts w:ascii="微软雅黑" w:hAnsi="微软雅黑"/>
+          <w:rFonts w:ascii="微软雅黑" w:hAnsi="微软雅黑" w:eastAsia="微软雅黑" w:cs="微软雅黑"/>
           <w:b/>
           <w:color w:val="F59E0B"/>
           <w:sz w:val="32"/>
         </w:rPr>
-        <w:t>🗓️ Day 2 · 8月25日 · 氹仔 + 路氹</w:t>
+        <w:t>Day 2 | 8月25日 | 氹仔+路氹</w:t>
       </w:r>
     </w:p>
     <w:p>
@@ -957,12 +967,12 @@
       </w:pPr>
       <w:r>
         <w:rPr>
-          <w:rFonts w:ascii="微软雅黑" w:hAnsi="微软雅黑"/>
+          <w:rFonts w:ascii="微软雅黑" w:hAnsi="微软雅黑" w:eastAsia="微软雅黑" w:cs="微软雅黑"/>
           <w:b w:val="0"/>
           <w:color w:val="333333"/>
           <w:sz w:val="22"/>
         </w:rPr>
-        <w:t>路线：威尼斯人出发 → 嘉模圣母堂 → 龙环葡韵 → 午休 → 永利皇宫 → 银河 → 巴黎人 → 伦敦人 → 返回</w:t>
+        <w:t>路线: 威尼斯人 → 嘉模圣母堂 → 龙环葡韵 → 午休 → 永利皇宫 → 银河 → 巴黎人 → 伦敦人 → 返回</w:t>
       </w:r>
     </w:p>
     <w:p>
@@ -976,12 +986,12 @@
       </w:pPr>
       <w:r>
         <w:rPr>
-          <w:rFonts w:ascii="微软雅黑" w:hAnsi="微软雅黑"/>
+          <w:rFonts w:ascii="微软雅黑" w:hAnsi="微软雅黑" w:eastAsia="微软雅黑" w:cs="微软雅黑"/>
           <w:b/>
           <w:color w:val="F59E0B"/>
           <w:sz w:val="26"/>
         </w:rPr>
-        <w:t>📍 路线详情 &amp; 通勤指南</w:t>
+        <w:t>路线详情与通勤指南</w:t>
       </w:r>
     </w:p>
     <w:p>
@@ -990,12 +1000,12 @@
       </w:pPr>
       <w:r>
         <w:rPr>
-          <w:rFonts w:ascii="微软雅黑" w:hAnsi="微软雅黑"/>
+          <w:rFonts w:ascii="微软雅黑" w:hAnsi="微软雅黑" w:eastAsia="微软雅黑" w:cs="微软雅黑"/>
           <w:b/>
           <w:color w:val="333333"/>
           <w:sz w:val="26"/>
         </w:rPr>
-        <w:t>1. 威尼斯人 ⏰ 10:15 出发</w:t>
+        <w:t>1. 威尼斯人  10:15 出发</w:t>
       </w:r>
     </w:p>
     <w:p>
@@ -1004,23 +1014,23 @@
       </w:pPr>
       <w:r>
         <w:rPr>
-          <w:rFonts w:ascii="微软雅黑" w:hAnsi="微软雅黑"/>
+          <w:rFonts w:ascii="微软雅黑" w:hAnsi="微软雅黑" w:eastAsia="微软雅黑" w:cs="微软雅黑"/>
           <w:b w:val="0"/>
           <w:color w:val="333333"/>
           <w:sz w:val="22"/>
         </w:rPr>
-        <w:t>今天轻松节奏，从酒店步行出发。</w:t>
+        <w:t>今天轻松节奏, 从酒店步行出发。</w:t>
       </w:r>
     </w:p>
     <w:p>
       <w:r>
         <w:rPr>
-          <w:rFonts w:ascii="微软雅黑" w:hAnsi="微软雅黑"/>
+          <w:rFonts w:ascii="微软雅黑" w:hAnsi="微软雅黑" w:eastAsia="微软雅黑" w:cs="微软雅黑"/>
           <w:b/>
           <w:color w:val="10B981"/>
           <w:sz w:val="22"/>
         </w:rPr>
-        <w:t>🚶 威尼斯人  →  🚶 嘉模圣母堂</w:t>
+        <w:t>威尼斯人  →  嘉模圣母堂</w:t>
       </w:r>
     </w:p>
     <w:p>
@@ -1029,11 +1039,12 @@
       </w:pPr>
       <w:r>
         <w:rPr>
-          <w:rFonts w:ascii="微软雅黑" w:hAnsi="微软雅黑"/>
+          <w:rFonts w:ascii="微软雅黑" w:hAnsi="微软雅黑" w:eastAsia="微软雅黑" w:cs="微软雅黑"/>
+          <w:b w:val="0"/>
           <w:color w:val="555555"/>
           <w:sz w:val="20"/>
         </w:rPr>
-        <w:t xml:space="preserve">   2.4km  |  约5分钟车程/25分钟步行  |  🚶 步行 或 🚌 26路  |  💡 步行可逛路氹城街景，下雨打车</w:t>
+        <w:t xml:space="preserve">  2.4km  |  约5分钟车程/25分钟步行  |  步行 或 26路公交  |  步行可逛路氹城街景, 下雨打车</w:t>
       </w:r>
     </w:p>
     <w:p>
@@ -1042,12 +1053,12 @@
       </w:pPr>
       <w:r>
         <w:rPr>
-          <w:rFonts w:ascii="微软雅黑" w:hAnsi="微软雅黑"/>
+          <w:rFonts w:ascii="微软雅黑" w:hAnsi="微软雅黑" w:eastAsia="微软雅黑" w:cs="微软雅黑"/>
           <w:b/>
           <w:color w:val="333333"/>
           <w:sz w:val="26"/>
         </w:rPr>
-        <w:t>2. 嘉模圣母堂 ⏰ 11:30-11:40</w:t>
+        <w:t>2. 嘉模圣母堂  11:30-11:40</w:t>
       </w:r>
     </w:p>
     <w:p>
@@ -1056,23 +1067,23 @@
       </w:pPr>
       <w:r>
         <w:rPr>
-          <w:rFonts w:ascii="微软雅黑" w:hAnsi="微软雅黑"/>
+          <w:rFonts w:ascii="微软雅黑" w:hAnsi="微软雅黑" w:eastAsia="微软雅黑" w:cs="微软雅黑"/>
           <w:b w:val="0"/>
           <w:color w:val="333333"/>
           <w:sz w:val="22"/>
         </w:rPr>
-        <w:t>1885年教堂，氹仔唯一天主堂。黄色外墙葡式建筑，周围彩色民居。免费，快速打卡。</w:t>
+        <w:t>1885年教堂, 氹仔唯一天主堂。黄色外墙葡式建筑, 周围彩色民居。免费, 快速打卡。</w:t>
       </w:r>
     </w:p>
     <w:p>
       <w:r>
         <w:rPr>
-          <w:rFonts w:ascii="微软雅黑" w:hAnsi="微软雅黑"/>
+          <w:rFonts w:ascii="微软雅黑" w:hAnsi="微软雅黑" w:eastAsia="微软雅黑" w:cs="微软雅黑"/>
           <w:b/>
           <w:color w:val="10B981"/>
           <w:sz w:val="22"/>
         </w:rPr>
-        <w:t>🚶 嘉模圣母堂  →  🚶 龙环葡韵</w:t>
+        <w:t>嘉模圣母堂  →  龙环葡韵</w:t>
       </w:r>
     </w:p>
     <w:p>
@@ -1081,11 +1092,12 @@
       </w:pPr>
       <w:r>
         <w:rPr>
-          <w:rFonts w:ascii="微软雅黑" w:hAnsi="微软雅黑"/>
+          <w:rFonts w:ascii="微软雅黑" w:hAnsi="微软雅黑" w:eastAsia="微软雅黑" w:cs="微软雅黑"/>
+          <w:b w:val="0"/>
           <w:color w:val="555555"/>
           <w:sz w:val="20"/>
         </w:rPr>
-        <w:t xml:space="preserve">   117m  |  约2分钟步行  |  🚶 步行  |  💡 就在旁边，走几步就到</w:t>
+        <w:t xml:space="preserve">  117m  |  约2分钟步行  |  步行  |  就在旁边, 走几步就到</w:t>
       </w:r>
     </w:p>
     <w:p>
@@ -1094,12 +1106,12 @@
       </w:pPr>
       <w:r>
         <w:rPr>
-          <w:rFonts w:ascii="微软雅黑" w:hAnsi="微软雅黑"/>
+          <w:rFonts w:ascii="微软雅黑" w:hAnsi="微软雅黑" w:eastAsia="微软雅黑" w:cs="微软雅黑"/>
           <w:b/>
           <w:color w:val="333333"/>
           <w:sz w:val="26"/>
         </w:rPr>
-        <w:t>3. 龙环葡韵 ⏰ 12:00-13:00</w:t>
+        <w:t>3. 龙环葡韵  12:00-13:00</w:t>
       </w:r>
     </w:p>
     <w:p>
@@ -1108,23 +1120,23 @@
       </w:pPr>
       <w:r>
         <w:rPr>
-          <w:rFonts w:ascii="微软雅黑" w:hAnsi="微软雅黑"/>
+          <w:rFonts w:ascii="微软雅黑" w:hAnsi="微软雅黑" w:eastAsia="微软雅黑" w:cs="微软雅黑"/>
           <w:b w:val="0"/>
           <w:color w:val="333333"/>
           <w:sz w:val="22"/>
         </w:rPr>
-        <w:t>澳门八景之一，五栋薄荷绿葡式住宅→住宅式博物馆。展示土生葡人文化。周边有湿地公园。免费，建议1小时。</w:t>
+        <w:t>澳门八景之一, 五栋薄荷绿葡式住宅改建的住宅式博物馆。展示土生葡人文化。周边有湿地公园。免费, 建议1小时。</w:t>
       </w:r>
     </w:p>
     <w:p>
       <w:r>
         <w:rPr>
-          <w:rFonts w:ascii="微软雅黑" w:hAnsi="微软雅黑"/>
+          <w:rFonts w:ascii="微软雅黑" w:hAnsi="微软雅黑" w:eastAsia="微软雅黑" w:cs="微软雅黑"/>
           <w:b/>
           <w:color w:val="10B981"/>
           <w:sz w:val="22"/>
         </w:rPr>
-        <w:t>🚶 龙环葡韵  →  🚶 威尼斯人（午休）</w:t>
+        <w:t>龙环葡韵  →  威尼斯人(午休)</w:t>
       </w:r>
     </w:p>
     <w:p>
@@ -1133,11 +1145,12 @@
       </w:pPr>
       <w:r>
         <w:rPr>
-          <w:rFonts w:ascii="微软雅黑" w:hAnsi="微软雅黑"/>
+          <w:rFonts w:ascii="微软雅黑" w:hAnsi="微软雅黑" w:eastAsia="微软雅黑" w:cs="微软雅黑"/>
+          <w:b w:val="0"/>
           <w:color w:val="555555"/>
           <w:sz w:val="20"/>
         </w:rPr>
-        <w:t xml:space="preserve">   1.9km  |  约3分钟车程  |  🚕 的士  |  💡 回酒店午休，老人小孩需要休息★关键</w:t>
+        <w:t xml:space="preserve">  1.9km  |  约3分钟车程  |  的士  |  回酒店午休, 老人小孩需要休息</w:t>
       </w:r>
     </w:p>
     <w:p>
@@ -1146,12 +1159,12 @@
       </w:pPr>
       <w:r>
         <w:rPr>
-          <w:rFonts w:ascii="微软雅黑" w:hAnsi="微软雅黑"/>
+          <w:rFonts w:ascii="微软雅黑" w:hAnsi="微软雅黑" w:eastAsia="微软雅黑" w:cs="微软雅黑"/>
           <w:b/>
           <w:color w:val="333333"/>
           <w:sz w:val="26"/>
         </w:rPr>
-        <w:t>4. 威尼斯人·午休 ⏰ 14:00-15:30</w:t>
+        <w:t>4. 威尼斯人午休  14:00-15:30</w:t>
       </w:r>
     </w:p>
     <w:p>
@@ -1160,23 +1173,23 @@
       </w:pPr>
       <w:r>
         <w:rPr>
-          <w:rFonts w:ascii="微软雅黑" w:hAnsi="微软雅黑"/>
+          <w:rFonts w:ascii="微软雅黑" w:hAnsi="微软雅黑" w:eastAsia="微软雅黑" w:cs="微软雅黑"/>
           <w:b w:val="0"/>
           <w:color w:val="333333"/>
           <w:sz w:val="22"/>
         </w:rPr>
-        <w:t>★ 关键休息时段！6人家庭特别是老人需要午睡1.5小时。酒店内用餐+休息。</w:t>
+        <w:t>关键休息时段! 6人家庭特别是老人需要午睡1.5小时。酒店内用餐+休息。</w:t>
       </w:r>
     </w:p>
     <w:p>
       <w:r>
         <w:rPr>
-          <w:rFonts w:ascii="微软雅黑" w:hAnsi="微软雅黑"/>
+          <w:rFonts w:ascii="微软雅黑" w:hAnsi="微软雅黑" w:eastAsia="微软雅黑" w:cs="微软雅黑"/>
           <w:b/>
           <w:color w:val="10B981"/>
           <w:sz w:val="22"/>
         </w:rPr>
-        <w:t>🚶 威尼斯人  →  🚶 永利皇宫</w:t>
+        <w:t>威尼斯人  →  永利皇宫</w:t>
       </w:r>
     </w:p>
     <w:p>
@@ -1185,11 +1198,12 @@
       </w:pPr>
       <w:r>
         <w:rPr>
-          <w:rFonts w:ascii="微软雅黑" w:hAnsi="微软雅黑"/>
+          <w:rFonts w:ascii="微软雅黑" w:hAnsi="微软雅黑" w:eastAsia="微软雅黑" w:cs="微软雅黑"/>
+          <w:b w:val="0"/>
           <w:color w:val="555555"/>
           <w:sz w:val="20"/>
         </w:rPr>
-        <w:t xml:space="preserve">   3.2km  |  约5分钟车程  |  🚕 的士  |  💡 下午精力恢复后出发</w:t>
+        <w:t xml:space="preserve">  3.2km  |  约5分钟车程  |  的士  |  下午精力恢复后出发</w:t>
       </w:r>
     </w:p>
     <w:p>
@@ -1198,12 +1212,12 @@
       </w:pPr>
       <w:r>
         <w:rPr>
-          <w:rFonts w:ascii="微软雅黑" w:hAnsi="微软雅黑"/>
+          <w:rFonts w:ascii="微软雅黑" w:hAnsi="微软雅黑" w:eastAsia="微软雅黑" w:cs="微软雅黑"/>
           <w:b/>
           <w:color w:val="333333"/>
           <w:sz w:val="26"/>
         </w:rPr>
-        <w:t>5. 永利皇宫 ⏰ 16:00-17:00</w:t>
+        <w:t>5. 永利皇宫  16:00-17:00</w:t>
       </w:r>
     </w:p>
     <w:p>
@@ -1212,7 +1226,7 @@
       </w:pPr>
       <w:r>
         <w:rPr>
-          <w:rFonts w:ascii="微软雅黑" w:hAnsi="微软雅黑"/>
+          <w:rFonts w:ascii="微软雅黑" w:hAnsi="微软雅黑" w:eastAsia="微软雅黑" w:cs="微软雅黑"/>
           <w:b w:val="0"/>
           <w:color w:val="333333"/>
           <w:sz w:val="22"/>
@@ -1223,12 +1237,12 @@
     <w:p>
       <w:r>
         <w:rPr>
-          <w:rFonts w:ascii="微软雅黑" w:hAnsi="微软雅黑"/>
+          <w:rFonts w:ascii="微软雅黑" w:hAnsi="微软雅黑" w:eastAsia="微软雅黑" w:cs="微软雅黑"/>
           <w:b/>
           <w:color w:val="10B981"/>
           <w:sz w:val="22"/>
         </w:rPr>
-        <w:t>🚶 永利皇宫  →  🚶 银河</w:t>
+        <w:t>永利皇宫  →  银河</w:t>
       </w:r>
     </w:p>
     <w:p>
@@ -1237,11 +1251,12 @@
       </w:pPr>
       <w:r>
         <w:rPr>
-          <w:rFonts w:ascii="微软雅黑" w:hAnsi="微软雅黑"/>
+          <w:rFonts w:ascii="微软雅黑" w:hAnsi="微软雅黑" w:eastAsia="微软雅黑" w:cs="微软雅黑"/>
+          <w:b w:val="0"/>
           <w:color w:val="555555"/>
           <w:sz w:val="20"/>
         </w:rPr>
-        <w:t xml:space="preserve">   3.2km  |  约5分钟车程/40分钟步行  |  🚕 的士 或 🚶 步行  |  💡 两个度假村之间有免费接驳车可查</w:t>
+        <w:t xml:space="preserve">  3.2km  |  约5分钟车程/40分钟步行  |  的士 或 步行  |  两个度假村之间有免费接驳车可查</w:t>
       </w:r>
     </w:p>
     <w:p>
@@ -1250,12 +1265,12 @@
       </w:pPr>
       <w:r>
         <w:rPr>
-          <w:rFonts w:ascii="微软雅黑" w:hAnsi="微软雅黑"/>
+          <w:rFonts w:ascii="微软雅黑" w:hAnsi="微软雅黑" w:eastAsia="微软雅黑" w:cs="微软雅黑"/>
           <w:b/>
           <w:color w:val="333333"/>
           <w:sz w:val="26"/>
         </w:rPr>
-        <w:t>6. 银河 ⏰ 17:30-18:30</w:t>
+        <w:t>6. 银河  17:30-18:30</w:t>
       </w:r>
     </w:p>
     <w:p>
@@ -1264,23 +1279,23 @@
       </w:pPr>
       <w:r>
         <w:rPr>
-          <w:rFonts w:ascii="微软雅黑" w:hAnsi="微软雅黑"/>
+          <w:rFonts w:ascii="微软雅黑" w:hAnsi="微软雅黑" w:eastAsia="微软雅黑" w:cs="微软雅黑"/>
           <w:b w:val="0"/>
           <w:color w:val="333333"/>
           <w:sz w:val="22"/>
         </w:rPr>
-        <w:t>金色水晶大厅+人造沙滩"天浪淘园"(住客免费)。大堂钻石灯光秀。甜品区多家名店。</w:t>
+        <w:t>金色水晶大厅+人造沙滩天浪淘园(住客免费)。大堂钻石灯光秀。甜品区多家名店。</w:t>
       </w:r>
     </w:p>
     <w:p>
       <w:r>
         <w:rPr>
-          <w:rFonts w:ascii="微软雅黑" w:hAnsi="微软雅黑"/>
+          <w:rFonts w:ascii="微软雅黑" w:hAnsi="微软雅黑" w:eastAsia="微软雅黑" w:cs="微软雅黑"/>
           <w:b/>
           <w:color w:val="10B981"/>
           <w:sz w:val="22"/>
         </w:rPr>
-        <w:t>🚶 银河  →  🚶 巴黎人</w:t>
+        <w:t>银河  →  巴黎人</w:t>
       </w:r>
     </w:p>
     <w:p>
@@ -1289,11 +1304,12 @@
       </w:pPr>
       <w:r>
         <w:rPr>
-          <w:rFonts w:ascii="微软雅黑" w:hAnsi="微软雅黑"/>
+          <w:rFonts w:ascii="微软雅黑" w:hAnsi="微软雅黑" w:eastAsia="微软雅黑" w:cs="微软雅黑"/>
+          <w:b w:val="0"/>
           <w:color w:val="555555"/>
           <w:sz w:val="20"/>
         </w:rPr>
-        <w:t xml:space="preserve">   1.9km  |  约3分钟车程/20分钟步行  |  🚶 步行（推荐）  |  💡 路氹金光大道上，沿路都是度假村夜景</w:t>
+        <w:t xml:space="preserve">  1.9km  |  约3分钟车程/20分钟步行  |  步行(推荐)  |  路氹金光大道上, 沿路都是度假村夜景</w:t>
       </w:r>
     </w:p>
     <w:p>
@@ -1302,12 +1318,12 @@
       </w:pPr>
       <w:r>
         <w:rPr>
-          <w:rFonts w:ascii="微软雅黑" w:hAnsi="微软雅黑"/>
+          <w:rFonts w:ascii="微软雅黑" w:hAnsi="微软雅黑" w:eastAsia="微软雅黑" w:cs="微软雅黑"/>
           <w:b/>
           <w:color w:val="333333"/>
           <w:sz w:val="26"/>
         </w:rPr>
-        <w:t>7. 巴黎人 ⏰ 19:00-19:30</w:t>
+        <w:t>7. 巴黎人  19:00-19:30</w:t>
       </w:r>
     </w:p>
     <w:p>
@@ -1316,23 +1332,23 @@
       </w:pPr>
       <w:r>
         <w:rPr>
-          <w:rFonts w:ascii="微软雅黑" w:hAnsi="微软雅黑"/>
+          <w:rFonts w:ascii="微软雅黑" w:hAnsi="微软雅黑" w:eastAsia="微软雅黑" w:cs="微软雅黑"/>
           <w:b w:val="0"/>
           <w:color w:val="333333"/>
           <w:sz w:val="22"/>
         </w:rPr>
-        <w:t>1/2比例巴黎铁塔(约50米)，顶部观景台俯瞰路氹全景。夜间灯光秀。</w:t>
+        <w:t>1/2比例巴黎铁塔(约50米), 顶部观景台俯瞰路氹全景。夜间灯光秀。</w:t>
       </w:r>
     </w:p>
     <w:p>
       <w:r>
         <w:rPr>
-          <w:rFonts w:ascii="微软雅黑" w:hAnsi="微软雅黑"/>
+          <w:rFonts w:ascii="微软雅黑" w:hAnsi="微软雅黑" w:eastAsia="微软雅黑" w:cs="微软雅黑"/>
           <w:b/>
           <w:color w:val="10B981"/>
           <w:sz w:val="22"/>
         </w:rPr>
-        <w:t>🚶 巴黎人  →  🚶 伦敦人</w:t>
+        <w:t>巴黎人  →  伦敦人</w:t>
       </w:r>
     </w:p>
     <w:p>
@@ -1341,11 +1357,12 @@
       </w:pPr>
       <w:r>
         <w:rPr>
-          <w:rFonts w:ascii="微软雅黑" w:hAnsi="微软雅黑"/>
+          <w:rFonts w:ascii="微软雅黑" w:hAnsi="微软雅黑" w:eastAsia="微软雅黑" w:cs="微软雅黑"/>
+          <w:b w:val="0"/>
           <w:color w:val="555555"/>
           <w:sz w:val="20"/>
         </w:rPr>
-        <w:t xml:space="preserve">   1.0km  |  约10分钟步行  |  🚶 步行  |  💡 就在隔壁，走路2分钟</w:t>
+        <w:t xml:space="preserve">  1.0km  |  约10分钟步行  |  步行  |  就在隔壁, 走路2分钟</w:t>
       </w:r>
     </w:p>
     <w:p>
@@ -1354,12 +1371,12 @@
       </w:pPr>
       <w:r>
         <w:rPr>
-          <w:rFonts w:ascii="微软雅黑" w:hAnsi="微软雅黑"/>
+          <w:rFonts w:ascii="微软雅黑" w:hAnsi="微软雅黑" w:eastAsia="微软雅黑" w:cs="微软雅黑"/>
           <w:b/>
           <w:color w:val="333333"/>
           <w:sz w:val="26"/>
         </w:rPr>
-        <w:t>8. 伦敦人 ⏰ 19:30-20:00</w:t>
+        <w:t>8. 伦敦人  19:30-20:00</w:t>
       </w:r>
     </w:p>
     <w:p>
@@ -1368,7 +1385,7 @@
       </w:pPr>
       <w:r>
         <w:rPr>
-          <w:rFonts w:ascii="微软雅黑" w:hAnsi="微软雅黑"/>
+          <w:rFonts w:ascii="微软雅黑" w:hAnsi="微软雅黑" w:eastAsia="微软雅黑" w:cs="微软雅黑"/>
           <w:b w:val="0"/>
           <w:color w:val="333333"/>
           <w:sz w:val="22"/>
@@ -1379,12 +1396,12 @@
     <w:p>
       <w:r>
         <w:rPr>
-          <w:rFonts w:ascii="微软雅黑" w:hAnsi="微软雅黑"/>
+          <w:rFonts w:ascii="微软雅黑" w:hAnsi="微软雅黑" w:eastAsia="微软雅黑" w:cs="微软雅黑"/>
           <w:b/>
           <w:color w:val="10B981"/>
           <w:sz w:val="22"/>
         </w:rPr>
-        <w:t>🚶 伦敦人  →  🚶 威尼斯人（回酒店）</w:t>
+        <w:t>伦敦人  →  威尼斯人(回酒店)</w:t>
       </w:r>
     </w:p>
     <w:p>
@@ -1393,11 +1410,12 @@
       </w:pPr>
       <w:r>
         <w:rPr>
-          <w:rFonts w:ascii="微软雅黑" w:hAnsi="微软雅黑"/>
+          <w:rFonts w:ascii="微软雅黑" w:hAnsi="微软雅黑" w:eastAsia="微软雅黑" w:cs="微软雅黑"/>
+          <w:b w:val="0"/>
           <w:color w:val="555555"/>
           <w:sz w:val="20"/>
         </w:rPr>
-        <w:t xml:space="preserve">   2.1km  |  约4分钟车程/20分钟步行  |  🚶 步行  |  💡 最后沿金光大道走回酒店，夜景很美</w:t>
+        <w:t xml:space="preserve">  2.1km  |  约4分钟车程/20分钟步行  |  步行  |  最后沿金光大道走回酒店, 夜景很美</w:t>
       </w:r>
     </w:p>
     <w:p>
@@ -1406,12 +1424,12 @@
       </w:pPr>
       <w:r>
         <w:rPr>
-          <w:rFonts w:ascii="微软雅黑" w:hAnsi="微软雅黑"/>
+          <w:rFonts w:ascii="微软雅黑" w:hAnsi="微软雅黑" w:eastAsia="微软雅黑" w:cs="微软雅黑"/>
           <w:b/>
           <w:color w:val="333333"/>
           <w:sz w:val="26"/>
         </w:rPr>
-        <w:t>9. 威尼斯人 ⏰ 21:00 回酒店</w:t>
+        <w:t>9. 威尼斯人  21:00 回酒店</w:t>
       </w:r>
     </w:p>
     <w:p>
@@ -1420,12 +1438,12 @@
       </w:pPr>
       <w:r>
         <w:rPr>
-          <w:rFonts w:ascii="微软雅黑" w:hAnsi="微软雅黑"/>
+          <w:rFonts w:ascii="微软雅黑" w:hAnsi="微软雅黑" w:eastAsia="微软雅黑" w:cs="微软雅黑"/>
           <w:b w:val="0"/>
           <w:color w:val="333333"/>
           <w:sz w:val="22"/>
         </w:rPr>
-        <w:t>结束愉快的两天行程！回酒店整理行李，准备次日离开。</w:t>
+        <w:t>结束愉快的两天行程! 回酒店整理行李, 准备次日离开。</w:t>
       </w:r>
     </w:p>
     <w:p>
@@ -1439,12 +1457,12 @@
       </w:pPr>
       <w:r>
         <w:rPr>
-          <w:rFonts w:ascii="微软雅黑" w:hAnsi="微软雅黑"/>
+          <w:rFonts w:ascii="微软雅黑" w:hAnsi="微软雅黑" w:eastAsia="微软雅黑" w:cs="微软雅黑"/>
           <w:b/>
           <w:color w:val="10B981"/>
           <w:sz w:val="32"/>
         </w:rPr>
-        <w:t>🚕 交通总结</w:t>
+        <w:t>交通总结</w:t>
       </w:r>
     </w:p>
     <w:p>
@@ -1453,12 +1471,12 @@
       </w:pPr>
       <w:r>
         <w:rPr>
-          <w:rFonts w:ascii="微软雅黑" w:hAnsi="微软雅黑"/>
+          <w:rFonts w:ascii="微软雅黑" w:hAnsi="微软雅黑" w:eastAsia="微软雅黑" w:cs="微软雅黑"/>
           <w:b/>
           <w:color w:val="333333"/>
           <w:sz w:val="26"/>
         </w:rPr>
-        <w:t>通勤费用估算（6人家庭）</w:t>
+        <w:t>通勤费用估算(6人家庭)</w:t>
       </w:r>
     </w:p>
     <w:p>
@@ -1467,12 +1485,12 @@
       </w:pPr>
       <w:r>
         <w:rPr>
-          <w:rFonts w:ascii="微软雅黑" w:hAnsi="微软雅黑"/>
+          <w:rFonts w:ascii="微软雅黑" w:hAnsi="微软雅黑" w:eastAsia="微软雅黑" w:cs="微软雅黑"/>
           <w:b w:val="0"/>
           <w:color w:val="333333"/>
           <w:sz w:val="22"/>
         </w:rPr>
-        <w:t>• 的士起步价：MOP$19（首1.6km）</w:t>
+        <w:t>的士起步价: MOP$19 (首1.6km)</w:t>
       </w:r>
     </w:p>
     <w:p>
@@ -1481,12 +1499,12 @@
       </w:pPr>
       <w:r>
         <w:rPr>
-          <w:rFonts w:ascii="微软雅黑" w:hAnsi="微软雅黑"/>
+          <w:rFonts w:ascii="微软雅黑" w:hAnsi="微软雅黑" w:eastAsia="微软雅黑" w:cs="微软雅黑"/>
           <w:b w:val="0"/>
           <w:color w:val="333333"/>
           <w:sz w:val="22"/>
         </w:rPr>
-        <w:t>• 每增加230m：MOP$2</w:t>
+        <w:t>每增加230m: MOP$2</w:t>
       </w:r>
     </w:p>
     <w:p>
@@ -1495,12 +1513,12 @@
       </w:pPr>
       <w:r>
         <w:rPr>
-          <w:rFonts w:ascii="微软雅黑" w:hAnsi="微软雅黑"/>
+          <w:rFonts w:ascii="微软雅黑" w:hAnsi="微软雅黑" w:eastAsia="微软雅黑" w:cs="微软雅黑"/>
           <w:b w:val="0"/>
           <w:color w:val="333333"/>
           <w:sz w:val="22"/>
         </w:rPr>
-        <w:t>• Day 1 预计打车 4-5 次：约 MOP$150-200</w:t>
+        <w:t>Day 1 预计打车 4-5 次: 约 MOP$150-200</w:t>
       </w:r>
     </w:p>
     <w:p>
@@ -1509,12 +1527,12 @@
       </w:pPr>
       <w:r>
         <w:rPr>
-          <w:rFonts w:ascii="微软雅黑" w:hAnsi="微软雅黑"/>
+          <w:rFonts w:ascii="微软雅黑" w:hAnsi="微软雅黑" w:eastAsia="微软雅黑" w:cs="微软雅黑"/>
           <w:b w:val="0"/>
           <w:color w:val="333333"/>
           <w:sz w:val="22"/>
         </w:rPr>
-        <w:t>• Day 2 预计打车 3-4 次：约 MOP$100-150</w:t>
+        <w:t>Day 2 预计打车 3-4 次: 约 MOP$100-150</w:t>
       </w:r>
     </w:p>
     <w:p>
@@ -1523,12 +1541,12 @@
       </w:pPr>
       <w:r>
         <w:rPr>
-          <w:rFonts w:ascii="微软雅黑" w:hAnsi="微软雅黑"/>
+          <w:rFonts w:ascii="微软雅黑" w:hAnsi="微软雅黑" w:eastAsia="微软雅黑" w:cs="微软雅黑"/>
           <w:b w:val="0"/>
           <w:color w:val="333333"/>
           <w:sz w:val="22"/>
         </w:rPr>
-        <w:t>• 两天交通总预算：约 MOP$250-350（≈ ¥220-310）</w:t>
+        <w:t>两天交通总预算: 约 MOP$250-350 (约220-310人民币)</w:t>
       </w:r>
     </w:p>
     <w:p>
@@ -1542,7 +1560,7 @@
       </w:pPr>
       <w:r>
         <w:rPr>
-          <w:rFonts w:ascii="微软雅黑" w:hAnsi="微软雅黑"/>
+          <w:rFonts w:ascii="微软雅黑" w:hAnsi="微软雅黑" w:eastAsia="微软雅黑" w:cs="微软雅黑"/>
           <w:b/>
           <w:color w:val="333333"/>
           <w:sz w:val="26"/>
@@ -1556,12 +1574,12 @@
       </w:pPr>
       <w:r>
         <w:rPr>
-          <w:rFonts w:ascii="微软雅黑" w:hAnsi="微软雅黑"/>
+          <w:rFonts w:ascii="微软雅黑" w:hAnsi="微软雅黑" w:eastAsia="微软雅黑" w:cs="微软雅黑"/>
           <w:b w:val="0"/>
           <w:color w:val="333333"/>
           <w:sz w:val="22"/>
         </w:rPr>
-        <w:t>1. 🚶 步行：1km以内、天气好、体力允许时首选</w:t>
+        <w:t>1. 步行: 1km以内、天气好、体力允许时首选</w:t>
       </w:r>
     </w:p>
     <w:p>
@@ -1570,12 +1588,12 @@
       </w:pPr>
       <w:r>
         <w:rPr>
-          <w:rFonts w:ascii="微软雅黑" w:hAnsi="微软雅黑"/>
+          <w:rFonts w:ascii="微软雅黑" w:hAnsi="微软雅黑" w:eastAsia="微软雅黑" w:cs="微软雅黑"/>
           <w:b w:val="0"/>
           <w:color w:val="333333"/>
           <w:sz w:val="22"/>
         </w:rPr>
-        <w:t>2. 🚌 公交：固定路线、价格便宜(MOP$6)，但6人等车不方便</w:t>
+        <w:t>2. 公交: 固定路线、价格便宜(MOP$6), 但6人等车不方便</w:t>
       </w:r>
     </w:p>
     <w:p>
@@ -1584,12 +1602,12 @@
       </w:pPr>
       <w:r>
         <w:rPr>
-          <w:rFonts w:ascii="微软雅黑" w:hAnsi="微软雅黑"/>
+          <w:rFonts w:ascii="微软雅黑" w:hAnsi="微软雅黑" w:eastAsia="微软雅黑" w:cs="微软雅黑"/>
           <w:b w:val="0"/>
           <w:color w:val="333333"/>
           <w:sz w:val="22"/>
         </w:rPr>
-        <w:t>3. 🚕 的士：6人家庭首选，方便快捷，分摊后不贵</w:t>
+        <w:t>3. 的士: 6人家庭首选, 方便快捷, 分摊后不贵</w:t>
       </w:r>
     </w:p>
     <w:p>
@@ -1598,12 +1616,12 @@
       </w:pPr>
       <w:r>
         <w:rPr>
-          <w:rFonts w:ascii="微软雅黑" w:hAnsi="微软雅黑"/>
+          <w:rFonts w:ascii="微软雅黑" w:hAnsi="微软雅黑" w:eastAsia="微软雅黑" w:cs="微软雅黑"/>
           <w:b w:val="0"/>
           <w:color w:val="333333"/>
           <w:sz w:val="22"/>
         </w:rPr>
-        <w:t>4. 🚌 酒店免费接驳车：威尼斯人↔机场/码头/关闸，部分度假村间也有</w:t>
+        <w:t>4. 酒店免费接驳车: 威尼斯人往返机场/码头/关闸</w:t>
       </w:r>
     </w:p>
     <w:p>
@@ -1617,12 +1635,12 @@
       </w:pPr>
       <w:r>
         <w:rPr>
-          <w:rFonts w:ascii="微软雅黑" w:hAnsi="微软雅黑"/>
+          <w:rFonts w:ascii="微软雅黑" w:hAnsi="微软雅黑" w:eastAsia="微软雅黑" w:cs="微软雅黑"/>
           <w:b/>
           <w:color w:val="333333"/>
           <w:sz w:val="26"/>
         </w:rPr>
-        <w:t>⚠️ 重要提醒</w:t>
+        <w:t>重要提醒</w:t>
       </w:r>
     </w:p>
     <w:p>
@@ -1631,12 +1649,12 @@
       </w:pPr>
       <w:r>
         <w:rPr>
-          <w:rFonts w:ascii="微软雅黑" w:hAnsi="微软雅黑"/>
+          <w:rFonts w:ascii="微软雅黑" w:hAnsi="微软雅黑" w:eastAsia="微软雅黑" w:cs="微软雅黑"/>
           <w:b w:val="0"/>
           <w:color w:val="333333"/>
           <w:sz w:val="22"/>
         </w:rPr>
-        <w:t>• 24/25号是周一/周二，不依赖21AT/26AT周末特别线路</w:t>
+        <w:t>24/25号是周一/周二, 不依赖21AT/26AT周末特别线路</w:t>
       </w:r>
     </w:p>
     <w:p>
@@ -1645,12 +1663,12 @@
       </w:pPr>
       <w:r>
         <w:rPr>
-          <w:rFonts w:ascii="微软雅黑" w:hAnsi="微软雅黑"/>
+          <w:rFonts w:ascii="微软雅黑" w:hAnsi="微软雅黑" w:eastAsia="微软雅黑" w:cs="微软雅黑"/>
           <w:b w:val="0"/>
           <w:color w:val="333333"/>
           <w:sz w:val="22"/>
         </w:rPr>
-        <w:t>• 威尼斯人提供机场/码头/关闸免费穿梭巴士</w:t>
+        <w:t>威尼斯人提供机场/码头/关闸免费穿梭巴士</w:t>
       </w:r>
     </w:p>
     <w:p>
@@ -1659,12 +1677,12 @@
       </w:pPr>
       <w:r>
         <w:rPr>
-          <w:rFonts w:ascii="微软雅黑" w:hAnsi="微软雅黑"/>
+          <w:rFonts w:ascii="微软雅黑" w:hAnsi="微软雅黑" w:eastAsia="微软雅黑" w:cs="微软雅黑"/>
           <w:b w:val="0"/>
           <w:color w:val="333333"/>
           <w:sz w:val="22"/>
         </w:rPr>
-        <w:t>• 的士可坐6人（含司机），但行李多时建议打两辆</w:t>
+        <w:t>的士可坐6人(含司机), 但行李多时建议打两辆</w:t>
       </w:r>
     </w:p>
     <w:p>
@@ -1673,12 +1691,12 @@
       </w:pPr>
       <w:r>
         <w:rPr>
-          <w:rFonts w:ascii="微软雅黑" w:hAnsi="微软雅黑"/>
+          <w:rFonts w:ascii="微软雅黑" w:hAnsi="微软雅黑" w:eastAsia="微软雅黑" w:cs="微软雅黑"/>
           <w:b w:val="0"/>
           <w:color w:val="333333"/>
           <w:sz w:val="22"/>
         </w:rPr>
-        <w:t>• 澳门电召(蓝色的士)可用APP叫车，比路边扬招方便</w:t>
+        <w:t>澳门电召(蓝色的士)可用APP叫车, 比路边扬招方便</w:t>
       </w:r>
     </w:p>
     <w:p>
@@ -1687,12 +1705,12 @@
       </w:pPr>
       <w:r>
         <w:rPr>
-          <w:rFonts w:ascii="微软雅黑" w:hAnsi="微软雅黑"/>
+          <w:rFonts w:ascii="微软雅黑" w:hAnsi="微软雅黑" w:eastAsia="微软雅黑" w:cs="微软雅黑"/>
           <w:b w:val="0"/>
           <w:color w:val="333333"/>
           <w:sz w:val="22"/>
         </w:rPr>
-        <w:t>• 老人小孩组合：每2小时安排一次休息，不要赶行程</w:t>
+        <w:t>老人小孩组合: 每2小时安排一次休息, 不要赶行程</w:t>
       </w:r>
     </w:p>
     <w:p>
@@ -1706,12 +1724,12 @@
       </w:pPr>
       <w:r>
         <w:rPr>
-          <w:rFonts w:ascii="微软雅黑" w:hAnsi="微软雅黑"/>
+          <w:rFonts w:ascii="微软雅黑" w:hAnsi="微软雅黑" w:eastAsia="微软雅黑" w:cs="微软雅黑"/>
           <w:b/>
           <w:color w:val="10B981"/>
           <w:sz w:val="32"/>
         </w:rPr>
-        <w:t>📞 实用信息</w:t>
+        <w:t>实用信息</w:t>
       </w:r>
     </w:p>
     <w:p>
@@ -1720,12 +1738,12 @@
       </w:pPr>
       <w:r>
         <w:rPr>
-          <w:rFonts w:ascii="微软雅黑" w:hAnsi="微软雅黑"/>
+          <w:rFonts w:ascii="微软雅黑" w:hAnsi="微软雅黑" w:eastAsia="微软雅黑" w:cs="微软雅黑"/>
           <w:b w:val="0"/>
           <w:color w:val="333333"/>
           <w:sz w:val="22"/>
         </w:rPr>
-        <w:t>🆘 紧急电话：999（消防/警察/救护）</w:t>
+        <w:t>紧急电话: 999 (消防/警察/救护)</w:t>
       </w:r>
     </w:p>
     <w:p>
@@ -1734,12 +1752,12 @@
       </w:pPr>
       <w:r>
         <w:rPr>
-          <w:rFonts w:ascii="微软雅黑" w:hAnsi="微软雅黑"/>
+          <w:rFonts w:ascii="微软雅黑" w:hAnsi="微软雅黑" w:eastAsia="微软雅黑" w:cs="微软雅黑"/>
           <w:b w:val="0"/>
           <w:color w:val="333333"/>
           <w:sz w:val="22"/>
         </w:rPr>
-        <w:t>🏥 澳门仁伯爵综合医院（山顶医院）：+853 2831 5989</w:t>
+        <w:t>澳门仁伯爵综合医院(山顶医院): +853 2831 5989</w:t>
       </w:r>
     </w:p>
     <w:p>
@@ -1748,12 +1766,12 @@
       </w:pPr>
       <w:r>
         <w:rPr>
-          <w:rFonts w:ascii="微软雅黑" w:hAnsi="微软雅黑"/>
+          <w:rFonts w:ascii="微软雅黑" w:hAnsi="微软雅黑" w:eastAsia="微软雅黑" w:cs="微软雅黑"/>
           <w:b w:val="0"/>
           <w:color w:val="333333"/>
           <w:sz w:val="22"/>
         </w:rPr>
-        <w:t>🇲🇴 澳门旅游热线：+853 2833 3000</w:t>
+        <w:t>澳门旅游热线: +853 2833 3000</w:t>
       </w:r>
     </w:p>
     <w:p>
@@ -1762,45 +1780,45 @@
       </w:pPr>
       <w:r>
         <w:rPr>
-          <w:rFonts w:ascii="微软雅黑" w:hAnsi="微软雅黑"/>
+          <w:rFonts w:ascii="微软雅黑" w:hAnsi="微软雅黑" w:eastAsia="微软雅黑" w:cs="微软雅黑"/>
           <w:b w:val="0"/>
           <w:color w:val="333333"/>
           <w:sz w:val="22"/>
         </w:rPr>
-        <w:t>🚕 的士叫车：+853 2881 2345</w:t>
+        <w:t>的士叫车: +853 2881 2345</w:t>
       </w:r>
     </w:p>
     <w:p>
       <w:pPr>
+        <w:spacing w:before="40" w:after="40"/>
+      </w:pPr>
+    </w:p>
+    <w:p>
+      <w:pPr>
         <w:spacing w:after="80"/>
       </w:pPr>
       <w:r>
         <w:rPr>
-          <w:rFonts w:ascii="微软雅黑" w:hAnsi="微软雅黑"/>
+          <w:rFonts w:ascii="微软雅黑" w:hAnsi="微软雅黑" w:eastAsia="微软雅黑" w:cs="微软雅黑"/>
           <w:b w:val="0"/>
           <w:color w:val="333333"/>
           <w:sz w:val="22"/>
         </w:rPr>
-        <w:t>📱 电召的士APP：澳门电召</w:t>
+        <w:t>支付方式: 大部分地方接受支付宝/微信支付, 部分小店只收现金或澳门通</w:t>
       </w:r>
     </w:p>
     <w:p>
       <w:pPr>
-        <w:spacing w:before="40" w:after="40"/>
-      </w:pPr>
-    </w:p>
-    <w:p>
-      <w:pPr>
         <w:spacing w:after="80"/>
       </w:pPr>
       <w:r>
         <w:rPr>
-          <w:rFonts w:ascii="微软雅黑" w:hAnsi="微软雅黑"/>
+          <w:rFonts w:ascii="微软雅黑" w:hAnsi="微软雅黑" w:eastAsia="微软雅黑" w:cs="微软雅黑"/>
           <w:b w:val="0"/>
           <w:color w:val="333333"/>
           <w:sz w:val="22"/>
         </w:rPr>
-        <w:t>💳 支付方式：大部分地方接受支付宝/微信支付，部分小店只收现金或澳门通</w:t>
+        <w:t>插座: 英标三脚 (需转换插头)</w:t>
       </w:r>
     </w:p>
     <w:p>
@@ -1809,26 +1827,12 @@
       </w:pPr>
       <w:r>
         <w:rPr>
-          <w:rFonts w:ascii="微软雅黑" w:hAnsi="微软雅黑"/>
+          <w:rFonts w:ascii="微软雅黑" w:hAnsi="微软雅黑" w:eastAsia="微软雅黑" w:cs="微软雅黑"/>
           <w:b w:val="0"/>
           <w:color w:val="333333"/>
           <w:sz w:val="22"/>
         </w:rPr>
-        <w:t>🔌 插座：英标三脚（需转换插头）</w:t>
-      </w:r>
-    </w:p>
-    <w:p>
-      <w:pPr>
-        <w:spacing w:after="80"/>
-      </w:pPr>
-      <w:r>
-        <w:rPr>
-          <w:rFonts w:ascii="微软雅黑" w:hAnsi="微软雅黑"/>
-          <w:b w:val="0"/>
-          <w:color w:val="333333"/>
-          <w:sz w:val="22"/>
-        </w:rPr>
-        <w:t>📶 网络：建议买澳门电话卡或开通港澳漫游</w:t>
+        <w:t>网络: 建议买澳门电话卡或开通港澳漫游</w:t>
       </w:r>
     </w:p>
     <w:sectPr>
@@ -2204,6 +2208,9 @@
     <w:name w:val="Normal"/>
     <w:qFormat/>
     <w:rsid w:val="00FC693F"/>
+    <w:rPr>
+      <w:rFonts w:ascii="微软雅黑" w:hAnsi="微软雅黑" w:eastAsia="微软雅黑"/>
+    </w:rPr>
   </w:style>
   <w:style w:type="paragraph" w:styleId="Header">
     <w:name w:val="header"/>
